--- a/docs/export/ADW-HANDBOOK.docx
+++ b/docs/export/ADW-HANDBOOK.docx
@@ -421,7 +421,7 @@
               <a:graphicData uri="http://schemas.openxmlformats.org/drawingml/2006/picture">
                 <pic:pic>
                   <pic:nvPicPr>
-                    <pic:cNvPr descr="/tmp/tmpi1srrkay/emf/diagrams/handbook/run-lifecycle.emf" id="25" name="Picture"/>
+                    <pic:cNvPr descr="/tmp/tmpd3afpfva/emf/diagrams/handbook/run-lifecycle.emf" id="25" name="Picture"/>
                     <pic:cNvPicPr>
                       <a:picLocks noChangeArrowheads="1" noChangeAspect="1"/>
                     </pic:cNvPicPr>
@@ -1339,7 +1339,7 @@
               <a:graphicData uri="http://schemas.openxmlformats.org/drawingml/2006/picture">
                 <pic:pic>
                   <pic:nvPicPr>
-                    <pic:cNvPr descr="/tmp/tmpi1srrkay/emf/diagrams/handbook/setup-path.emf" id="31" name="Picture"/>
+                    <pic:cNvPr descr="/tmp/tmpd3afpfva/emf/diagrams/handbook/setup-path.emf" id="31" name="Picture"/>
                     <pic:cNvPicPr>
                       <a:picLocks noChangeArrowheads="1" noChangeAspect="1"/>
                     </pic:cNvPicPr>
@@ -2758,7 +2758,7 @@
               <a:graphicData uri="http://schemas.openxmlformats.org/drawingml/2006/picture">
                 <pic:pic>
                   <pic:nvPicPr>
-                    <pic:cNvPr descr="/tmp/tmpi1srrkay/emf/diagrams/handbook/config-anatomy.emf" id="36" name="Picture"/>
+                    <pic:cNvPr descr="/tmp/tmpd3afpfva/emf/diagrams/handbook/config-anatomy.emf" id="36" name="Picture"/>
                     <pic:cNvPicPr>
                       <a:picLocks noChangeArrowheads="1" noChangeAspect="1"/>
                     </pic:cNvPicPr>
@@ -3461,23 +3461,40 @@
               <w:t xml:space="preserve"> </w:t>
             </w:r>
             <w:r>
-              <w:t xml:space="preserve">URL; an unknown host (e.g. self-hosted with a custom domain) is only detected in phase 7 — a real run then escalates</w:t>
+              <w:t xml:space="preserve">URL; an unknown host (e.g. self-hosted with a custom domain) refuses a real</w:t>
             </w:r>
             <w:r>
               <w:t xml:space="preserve"> </w:t>
             </w:r>
             <w:r>
               <w:rPr>
-                <w:b/>
-                <w:bCs/>
-              </w:rPr>
-              <w:t xml:space="preserve">after</w:t>
+                <w:rStyle w:val="VerbatimChar"/>
+              </w:rPr>
+              <w:t xml:space="preserve">run</w:t>
+            </w:r>
+            <w:r>
+              <w:t xml:space="preserve">/</w:t>
+            </w:r>
+            <w:r>
+              <w:rPr>
+                <w:rStyle w:val="VerbatimChar"/>
+              </w:rPr>
+              <w:t xml:space="preserve">resume</w:t>
+            </w:r>
+            <w:r>
+              <w:t xml:space="preserve">/</w:t>
+            </w:r>
+            <w:r>
+              <w:rPr>
+                <w:rStyle w:val="VerbatimChar"/>
+              </w:rPr>
+              <w:t xml:space="preserve">approve</w:t>
             </w:r>
             <w:r>
               <w:t xml:space="preserve"> </w:t>
             </w:r>
             <w:r>
-              <w:t xml:space="preserve">the whole build (a dry run silently falls back to GitLab). For self-hosted forges always set the key.</w:t>
+              <w:t xml:space="preserve">in the preflight, before any agent runs (a dry run falls back to GitLab). For self-hosted forges always set the key.</w:t>
             </w:r>
           </w:p>
         </w:tc>
@@ -6361,7 +6378,7 @@
               <a:graphicData uri="http://schemas.openxmlformats.org/drawingml/2006/picture">
                 <pic:pic>
                   <pic:nvPicPr>
-                    <pic:cNvPr descr="/tmp/tmpi1srrkay/emf/diagrams/handbook/gates-modes.emf" id="49" name="Picture"/>
+                    <pic:cNvPr descr="/tmp/tmpd3afpfva/emf/diagrams/handbook/gates-modes.emf" id="49" name="Picture"/>
                     <pic:cNvPicPr>
                       <a:picLocks noChangeArrowheads="1" noChangeAspect="1"/>
                     </pic:cNvPicPr>
@@ -7364,13 +7381,13 @@
         <w:pStyle w:val="BodyText"/>
       </w:pPr>
       <w:r>
-        <w:t xml:space="preserve">Order of checks: exactly one issue source → gate mode → config → working-tree</w:t>
-      </w:r>
-      <w:r>
-        <w:t xml:space="preserve"> </w:t>
-      </w:r>
-      <w:r>
-        <w:t xml:space="preserve">preflight → issue fetch → run creation. A failure at any step creates no run.</w:t>
+        <w:t xml:space="preserve">Order of checks: exactly one issue source → gate mode → config → forge</w:t>
+      </w:r>
+      <w:r>
+        <w:t xml:space="preserve"> </w:t>
+      </w:r>
+      <w:r>
+        <w:t xml:space="preserve">preflight (real runs only) → working-tree preflight → issue fetch → run creation. A failure at any step creates no run.</w:t>
       </w:r>
     </w:p>
     <w:bookmarkEnd w:id="54"/>
@@ -8471,7 +8488,7 @@
               <a:graphicData uri="http://schemas.openxmlformats.org/drawingml/2006/picture">
                 <pic:pic>
                   <pic:nvPicPr>
-                    <pic:cNvPr descr="/tmp/tmpi1srrkay/emf/diagrams/handbook/gui-layout.emf" id="66" name="Picture"/>
+                    <pic:cNvPr descr="/tmp/tmpd3afpfva/emf/diagrams/handbook/gui-layout.emf" id="66" name="Picture"/>
                     <pic:cNvPicPr>
                       <a:picLocks noChangeArrowheads="1" noChangeAspect="1"/>
                     </pic:cNvPicPr>
@@ -9265,7 +9282,7 @@
               <a:graphicData uri="http://schemas.openxmlformats.org/drawingml/2006/picture">
                 <pic:pic>
                   <pic:nvPicPr>
-                    <pic:cNvPr descr="/tmp/tmpi1srrkay/emf/diagrams/handbook/run-artifacts.emf" id="72" name="Picture"/>
+                    <pic:cNvPr descr="/tmp/tmpd3afpfva/emf/diagrams/handbook/run-artifacts.emf" id="72" name="Picture"/>
                     <pic:cNvPicPr>
                       <a:picLocks noChangeArrowheads="1" noChangeAspect="1"/>
                     </pic:cNvPicPr>
@@ -12365,7 +12382,7 @@
               <a:graphicData uri="http://schemas.openxmlformats.org/drawingml/2006/picture">
                 <pic:pic>
                   <pic:nvPicPr>
-                    <pic:cNvPr descr="/tmp/tmpi1srrkay/emf/diagrams/handbook/troubleshooting.emf" id="85" name="Picture"/>
+                    <pic:cNvPr descr="/tmp/tmpd3afpfva/emf/diagrams/handbook/troubleshooting.emf" id="85" name="Picture"/>
                     <pic:cNvPicPr>
                       <a:picLocks noChangeArrowheads="1" noChangeAspect="1"/>
                     </pic:cNvPicPr>

--- a/docs/export/ADW-HANDBOOK.docx
+++ b/docs/export/ADW-HANDBOOK.docx
@@ -421,7 +421,7 @@
               <a:graphicData uri="http://schemas.openxmlformats.org/drawingml/2006/picture">
                 <pic:pic>
                   <pic:nvPicPr>
-                    <pic:cNvPr descr="/tmp/tmpd3afpfva/emf/diagrams/handbook/run-lifecycle.emf" id="25" name="Picture"/>
+                    <pic:cNvPr descr="/tmp/tmprjwl9ly9/emf/diagrams/handbook/run-lifecycle.emf" id="25" name="Picture"/>
                     <pic:cNvPicPr>
                       <a:picLocks noChangeArrowheads="1" noChangeAspect="1"/>
                     </pic:cNvPicPr>
@@ -998,13 +998,13 @@
               <w:jc w:val="left"/>
             </w:pPr>
             <w:r>
-              <w:t xml:space="preserve">Opus 4.8 (</w:t>
+              <w:t xml:space="preserve">Opus 5.5 (</w:t>
             </w:r>
             <w:r>
               <w:rPr>
                 <w:rStyle w:val="VerbatimChar"/>
               </w:rPr>
-              <w:t xml:space="preserve">claude-opus-4-8</w:t>
+              <w:t xml:space="preserve">claude-opus-5-5</w:t>
             </w:r>
             <w:r>
               <w:t xml:space="preserve">)</w:t>
@@ -1051,7 +1051,7 @@
               <w:rPr>
                 <w:rStyle w:val="VerbatimChar"/>
               </w:rPr>
-              <w:t xml:space="preserve">codex exec --sandbox read-only</w:t>
+              <w:t xml:space="preserve">codex exec -m gpt-6-astra --sandbox read-only</w:t>
             </w:r>
             <w:r>
               <w:t xml:space="preserve">)</w:t>
@@ -1092,13 +1092,13 @@
               <w:jc w:val="left"/>
             </w:pPr>
             <w:r>
-              <w:t xml:space="preserve">Fable 5 (</w:t>
+              <w:t xml:space="preserve">Fable 5.1 (</w:t>
             </w:r>
             <w:r>
               <w:rPr>
                 <w:rStyle w:val="VerbatimChar"/>
               </w:rPr>
-              <w:t xml:space="preserve">claude-fable-5</w:t>
+              <w:t xml:space="preserve">claude-fable-5-1</w:t>
             </w:r>
             <w:r>
               <w:t xml:space="preserve">)</w:t>
@@ -1139,7 +1139,7 @@
               <w:jc w:val="left"/>
             </w:pPr>
             <w:r>
-              <w:t xml:space="preserve">Opus 4.8</w:t>
+              <w:t xml:space="preserve">Opus 5.5</w:t>
             </w:r>
           </w:p>
         </w:tc>
@@ -1177,13 +1177,13 @@
               <w:jc w:val="left"/>
             </w:pPr>
             <w:r>
-              <w:t xml:space="preserve">Sonnet 5 (</w:t>
+              <w:t xml:space="preserve">Sonnet 5.5 (</w:t>
             </w:r>
             <w:r>
               <w:rPr>
                 <w:rStyle w:val="VerbatimChar"/>
               </w:rPr>
-              <w:t xml:space="preserve">claude-sonnet-5</w:t>
+              <w:t xml:space="preserve">claude-sonnet-5-5</w:t>
             </w:r>
             <w:r>
               <w:t xml:space="preserve">)</w:t>
@@ -1224,7 +1224,7 @@
               <w:jc w:val="left"/>
             </w:pPr>
             <w:r>
-              <w:t xml:space="preserve">Fable 5</w:t>
+              <w:t xml:space="preserve">Fable 5.1</w:t>
             </w:r>
           </w:p>
         </w:tc>
@@ -1339,7 +1339,7 @@
               <a:graphicData uri="http://schemas.openxmlformats.org/drawingml/2006/picture">
                 <pic:pic>
                   <pic:nvPicPr>
-                    <pic:cNvPr descr="/tmp/tmpd3afpfva/emf/diagrams/handbook/setup-path.emf" id="31" name="Picture"/>
+                    <pic:cNvPr descr="/tmp/tmprjwl9ly9/emf/diagrams/handbook/setup-path.emf" id="31" name="Picture"/>
                     <pic:cNvPicPr>
                       <a:picLocks noChangeArrowheads="1" noChangeAspect="1"/>
                     </pic:cNvPicPr>
@@ -1795,7 +1795,7 @@
               <w:jc w:val="left"/>
             </w:pPr>
             <w:r>
-              <w:t xml:space="preserve">A plan that includes Fable 5, Opus 4.8 and Sonnet 5</w:t>
+              <w:t xml:space="preserve">A plan that includes Fable 5.1, Opus 5.5 and Sonnet 5.5</w:t>
             </w:r>
           </w:p>
         </w:tc>
@@ -2758,7 +2758,7 @@
               <a:graphicData uri="http://schemas.openxmlformats.org/drawingml/2006/picture">
                 <pic:pic>
                   <pic:nvPicPr>
-                    <pic:cNvPr descr="/tmp/tmpd3afpfva/emf/diagrams/handbook/config-anatomy.emf" id="36" name="Picture"/>
+                    <pic:cNvPr descr="/tmp/tmprjwl9ly9/emf/diagrams/handbook/config-anatomy.emf" id="36" name="Picture"/>
                     <pic:cNvPicPr>
                       <a:picLocks noChangeArrowheads="1" noChangeAspect="1"/>
                     </pic:cNvPicPr>
@@ -6378,7 +6378,7 @@
               <a:graphicData uri="http://schemas.openxmlformats.org/drawingml/2006/picture">
                 <pic:pic>
                   <pic:nvPicPr>
-                    <pic:cNvPr descr="/tmp/tmpd3afpfva/emf/diagrams/handbook/gates-modes.emf" id="49" name="Picture"/>
+                    <pic:cNvPr descr="/tmp/tmprjwl9ly9/emf/diagrams/handbook/gates-modes.emf" id="49" name="Picture"/>
                     <pic:cNvPicPr>
                       <a:picLocks noChangeArrowheads="1" noChangeAspect="1"/>
                     </pic:cNvPicPr>
@@ -8488,7 +8488,7 @@
               <a:graphicData uri="http://schemas.openxmlformats.org/drawingml/2006/picture">
                 <pic:pic>
                   <pic:nvPicPr>
-                    <pic:cNvPr descr="/tmp/tmpd3afpfva/emf/diagrams/handbook/gui-layout.emf" id="66" name="Picture"/>
+                    <pic:cNvPr descr="/tmp/tmprjwl9ly9/emf/diagrams/handbook/gui-layout.emf" id="66" name="Picture"/>
                     <pic:cNvPicPr>
                       <a:picLocks noChangeArrowheads="1" noChangeAspect="1"/>
                     </pic:cNvPicPr>
@@ -9282,7 +9282,7 @@
               <a:graphicData uri="http://schemas.openxmlformats.org/drawingml/2006/picture">
                 <pic:pic>
                   <pic:nvPicPr>
-                    <pic:cNvPr descr="/tmp/tmpd3afpfva/emf/diagrams/handbook/run-artifacts.emf" id="72" name="Picture"/>
+                    <pic:cNvPr descr="/tmp/tmprjwl9ly9/emf/diagrams/handbook/run-artifacts.emf" id="72" name="Picture"/>
                     <pic:cNvPicPr>
                       <a:picLocks noChangeArrowheads="1" noChangeAspect="1"/>
                     </pic:cNvPicPr>
@@ -12382,7 +12382,7 @@
               <a:graphicData uri="http://schemas.openxmlformats.org/drawingml/2006/picture">
                 <pic:pic>
                   <pic:nvPicPr>
-                    <pic:cNvPr descr="/tmp/tmpd3afpfva/emf/diagrams/handbook/troubleshooting.emf" id="85" name="Picture"/>
+                    <pic:cNvPr descr="/tmp/tmprjwl9ly9/emf/diagrams/handbook/troubleshooting.emf" id="85" name="Picture"/>
                     <pic:cNvPicPr>
                       <a:picLocks noChangeArrowheads="1" noChangeAspect="1"/>
                     </pic:cNvPicPr>
@@ -13030,13 +13030,13 @@
         <w:t xml:space="preserve"> </w:t>
       </w:r>
       <w:r>
-        <w:t xml:space="preserve">Dry run: nothing. Real run: plan quota only — Fable 5 for synthesis and final</w:t>
-      </w:r>
-      <w:r>
-        <w:t xml:space="preserve"> </w:t>
-      </w:r>
-      <w:r>
-        <w:t xml:space="preserve">review, Opus 4.8 for authoring drafts and building, Sonnet 5 for triage/log</w:t>
+        <w:t xml:space="preserve">Dry run: nothing. Real run: plan quota only — Fable 5.1 for synthesis and final</w:t>
+      </w:r>
+      <w:r>
+        <w:t xml:space="preserve"> </w:t>
+      </w:r>
+      <w:r>
+        <w:t xml:space="preserve">review, Opus 5.5 for authoring drafts and building, Sonnet 5.5 for triage/log</w:t>
       </w:r>
       <w:r>
         <w:t xml:space="preserve"> </w:t>
@@ -13337,7 +13337,7 @@
               <w:jc w:val="left"/>
             </w:pPr>
             <w:r>
-              <w:t xml:space="preserve">Two independent drafts (Claude + Codex) merged by Fable 5 into one best-of artifact plus a summary.</w:t>
+              <w:t xml:space="preserve">Two independent drafts (Claude + Codex) merged by Fable 5.1 into one best-of artifact plus a summary.</w:t>
             </w:r>
           </w:p>
         </w:tc>

--- a/docs/export/ADW-HANDBOOK.docx
+++ b/docs/export/ADW-HANDBOOK.docx
@@ -421,7 +421,7 @@
               <a:graphicData uri="http://schemas.openxmlformats.org/drawingml/2006/picture">
                 <pic:pic>
                   <pic:nvPicPr>
-                    <pic:cNvPr descr="/tmp/tmprjwl9ly9/emf/diagrams/handbook/run-lifecycle.emf" id="25" name="Picture"/>
+                    <pic:cNvPr descr="/tmp/tmpl0mo_s_5/emf/diagrams/handbook/run-lifecycle.emf" id="25" name="Picture"/>
                     <pic:cNvPicPr>
                       <a:picLocks noChangeArrowheads="1" noChangeAspect="1"/>
                     </pic:cNvPicPr>
@@ -1339,7 +1339,7 @@
               <a:graphicData uri="http://schemas.openxmlformats.org/drawingml/2006/picture">
                 <pic:pic>
                   <pic:nvPicPr>
-                    <pic:cNvPr descr="/tmp/tmprjwl9ly9/emf/diagrams/handbook/setup-path.emf" id="31" name="Picture"/>
+                    <pic:cNvPr descr="/tmp/tmpl0mo_s_5/emf/diagrams/handbook/setup-path.emf" id="31" name="Picture"/>
                     <pic:cNvPicPr>
                       <a:picLocks noChangeArrowheads="1" noChangeAspect="1"/>
                     </pic:cNvPicPr>
@@ -2758,7 +2758,7 @@
               <a:graphicData uri="http://schemas.openxmlformats.org/drawingml/2006/picture">
                 <pic:pic>
                   <pic:nvPicPr>
-                    <pic:cNvPr descr="/tmp/tmprjwl9ly9/emf/diagrams/handbook/config-anatomy.emf" id="36" name="Picture"/>
+                    <pic:cNvPr descr="/tmp/tmpl0mo_s_5/emf/diagrams/handbook/config-anatomy.emf" id="36" name="Picture"/>
                     <pic:cNvPicPr>
                       <a:picLocks noChangeArrowheads="1" noChangeAspect="1"/>
                     </pic:cNvPicPr>
@@ -6378,7 +6378,7 @@
               <a:graphicData uri="http://schemas.openxmlformats.org/drawingml/2006/picture">
                 <pic:pic>
                   <pic:nvPicPr>
-                    <pic:cNvPr descr="/tmp/tmprjwl9ly9/emf/diagrams/handbook/gates-modes.emf" id="49" name="Picture"/>
+                    <pic:cNvPr descr="/tmp/tmpl0mo_s_5/emf/diagrams/handbook/gates-modes.emf" id="49" name="Picture"/>
                     <pic:cNvPicPr>
                       <a:picLocks noChangeArrowheads="1" noChangeAspect="1"/>
                     </pic:cNvPicPr>
@@ -7387,7 +7387,7 @@
         <w:t xml:space="preserve"> </w:t>
       </w:r>
       <w:r>
-        <w:t xml:space="preserve">preflight (real runs only) → working-tree preflight → issue fetch → run creation. A failure at any step creates no run.</w:t>
+        <w:t xml:space="preserve">preflight → model check (both real runs only) → working-tree preflight → issue fetch → run creation. A failure at any step creates no run.</w:t>
       </w:r>
     </w:p>
     <w:bookmarkEnd w:id="54"/>
@@ -8488,7 +8488,7 @@
               <a:graphicData uri="http://schemas.openxmlformats.org/drawingml/2006/picture">
                 <pic:pic>
                   <pic:nvPicPr>
-                    <pic:cNvPr descr="/tmp/tmprjwl9ly9/emf/diagrams/handbook/gui-layout.emf" id="66" name="Picture"/>
+                    <pic:cNvPr descr="/tmp/tmpl0mo_s_5/emf/diagrams/handbook/gui-layout.emf" id="66" name="Picture"/>
                     <pic:cNvPicPr>
                       <a:picLocks noChangeArrowheads="1" noChangeAspect="1"/>
                     </pic:cNvPicPr>
@@ -9282,7 +9282,7 @@
               <a:graphicData uri="http://schemas.openxmlformats.org/drawingml/2006/picture">
                 <pic:pic>
                   <pic:nvPicPr>
-                    <pic:cNvPr descr="/tmp/tmprjwl9ly9/emf/diagrams/handbook/run-artifacts.emf" id="72" name="Picture"/>
+                    <pic:cNvPr descr="/tmp/tmpl0mo_s_5/emf/diagrams/handbook/run-artifacts.emf" id="72" name="Picture"/>
                     <pic:cNvPicPr>
                       <a:picLocks noChangeArrowheads="1" noChangeAspect="1"/>
                     </pic:cNvPicPr>
@@ -12382,7 +12382,7 @@
               <a:graphicData uri="http://schemas.openxmlformats.org/drawingml/2006/picture">
                 <pic:pic>
                   <pic:nvPicPr>
-                    <pic:cNvPr descr="/tmp/tmprjwl9ly9/emf/diagrams/handbook/troubleshooting.emf" id="85" name="Picture"/>
+                    <pic:cNvPr descr="/tmp/tmpl0mo_s_5/emf/diagrams/handbook/troubleshooting.emf" id="85" name="Picture"/>
                     <pic:cNvPicPr>
                       <a:picLocks noChangeArrowheads="1" noChangeAspect="1"/>
                     </pic:cNvPicPr>
@@ -12455,6 +12455,73 @@
       </w:r>
       <w:r>
         <w:t xml:space="preserve">(§3).</w:t>
+      </w:r>
+    </w:p>
+    <w:p>
+      <w:pPr>
+        <w:pStyle w:val="BodyText"/>
+      </w:pPr>
+      <w:r>
+        <w:rPr>
+          <w:rStyle w:val="VerbatimChar"/>
+          <w:b/>
+          <w:bCs/>
+        </w:rPr>
+        <w:t xml:space="preserve">Es gibt neuere Modelle als die in ADW eingestellten — Lauf NICHT gestartet</w:t>
+      </w:r>
+      <w:r>
+        <w:t xml:space="preserve"> </w:t>
+      </w:r>
+      <w:r>
+        <w:t xml:space="preserve">The model check found a newer Claude or GPT model than ADW pins. The message names</w:t>
+      </w:r>
+      <w:r>
+        <w:t xml:space="preserve"> </w:t>
+      </w:r>
+      <w:r>
+        <w:t xml:space="preserve">role, pinned → newest model and the constant to change (</w:t>
+      </w:r>
+      <w:r>
+        <w:rPr>
+          <w:rStyle w:val="VerbatimChar"/>
+        </w:rPr>
+        <w:t xml:space="preserve">adw/agents.py</w:t>
+      </w:r>
+      <w:r>
+        <w:t xml:space="preserve">,</w:t>
+      </w:r>
+      <w:r>
+        <w:t xml:space="preserve"> </w:t>
+      </w:r>
+      <w:r>
+        <w:rPr>
+          <w:rStyle w:val="VerbatimChar"/>
+        </w:rPr>
+        <w:t xml:space="preserve">adw/codex.py</w:t>
+      </w:r>
+      <w:r>
+        <w:t xml:space="preserve">). Update ADW first (constants, tests, docs, release), then start the</w:t>
+      </w:r>
+      <w:r>
+        <w:t xml:space="preserve"> </w:t>
+      </w:r>
+      <w:r>
+        <w:t xml:space="preserve">run again. The check runs at most once per 24 h (</w:t>
+      </w:r>
+      <w:r>
+        <w:rPr>
+          <w:rStyle w:val="VerbatimChar"/>
+        </w:rPr>
+        <w:t xml:space="preserve">~/.adw/model-check.json</w:t>
+      </w:r>
+      <w:r>
+        <w:t xml:space="preserve">); delete</w:t>
+      </w:r>
+      <w:r>
+        <w:t xml:space="preserve"> </w:t>
+      </w:r>
+      <w:r>
+        <w:t xml:space="preserve">that file to force a fresh check. A check that cannot run only prints a warning.</w:t>
       </w:r>
     </w:p>
     <w:p>

--- a/docs/export/ADW-HANDBOOK.docx
+++ b/docs/export/ADW-HANDBOOK.docx
@@ -421,7 +421,7 @@
               <a:graphicData uri="http://schemas.openxmlformats.org/drawingml/2006/picture">
                 <pic:pic>
                   <pic:nvPicPr>
-                    <pic:cNvPr descr="/tmp/tmpl0mo_s_5/emf/diagrams/handbook/run-lifecycle.emf" id="25" name="Picture"/>
+                    <pic:cNvPr descr="/tmp/tmp0334j8nq/emf/diagrams/handbook/run-lifecycle.emf" id="25" name="Picture"/>
                     <pic:cNvPicPr>
                       <a:picLocks noChangeArrowheads="1" noChangeAspect="1"/>
                     </pic:cNvPicPr>
@@ -1339,7 +1339,7 @@
               <a:graphicData uri="http://schemas.openxmlformats.org/drawingml/2006/picture">
                 <pic:pic>
                   <pic:nvPicPr>
-                    <pic:cNvPr descr="/tmp/tmpl0mo_s_5/emf/diagrams/handbook/setup-path.emf" id="31" name="Picture"/>
+                    <pic:cNvPr descr="/tmp/tmp0334j8nq/emf/diagrams/handbook/setup-path.emf" id="31" name="Picture"/>
                     <pic:cNvPicPr>
                       <a:picLocks noChangeArrowheads="1" noChangeAspect="1"/>
                     </pic:cNvPicPr>
@@ -2758,7 +2758,7 @@
               <a:graphicData uri="http://schemas.openxmlformats.org/drawingml/2006/picture">
                 <pic:pic>
                   <pic:nvPicPr>
-                    <pic:cNvPr descr="/tmp/tmpl0mo_s_5/emf/diagrams/handbook/config-anatomy.emf" id="36" name="Picture"/>
+                    <pic:cNvPr descr="/tmp/tmp0334j8nq/emf/diagrams/handbook/config-anatomy.emf" id="36" name="Picture"/>
                     <pic:cNvPicPr>
                       <a:picLocks noChangeArrowheads="1" noChangeAspect="1"/>
                     </pic:cNvPicPr>
@@ -6378,7 +6378,7 @@
               <a:graphicData uri="http://schemas.openxmlformats.org/drawingml/2006/picture">
                 <pic:pic>
                   <pic:nvPicPr>
-                    <pic:cNvPr descr="/tmp/tmpl0mo_s_5/emf/diagrams/handbook/gates-modes.emf" id="49" name="Picture"/>
+                    <pic:cNvPr descr="/tmp/tmp0334j8nq/emf/diagrams/handbook/gates-modes.emf" id="49" name="Picture"/>
                     <pic:cNvPicPr>
                       <a:picLocks noChangeArrowheads="1" noChangeAspect="1"/>
                     </pic:cNvPicPr>
@@ -7387,7 +7387,7 @@
         <w:t xml:space="preserve"> </w:t>
       </w:r>
       <w:r>
-        <w:t xml:space="preserve">preflight → model check (both real runs only) → working-tree preflight → issue fetch → run creation. A failure at any step creates no run.</w:t>
+        <w:t xml:space="preserve">preflight → working-tree preflight → model check (forge + models: real runs only) → issue fetch → run creation. A failure at any step creates no run.</w:t>
       </w:r>
     </w:p>
     <w:bookmarkEnd w:id="54"/>
@@ -8488,7 +8488,7 @@
               <a:graphicData uri="http://schemas.openxmlformats.org/drawingml/2006/picture">
                 <pic:pic>
                   <pic:nvPicPr>
-                    <pic:cNvPr descr="/tmp/tmpl0mo_s_5/emf/diagrams/handbook/gui-layout.emf" id="66" name="Picture"/>
+                    <pic:cNvPr descr="/tmp/tmp0334j8nq/emf/diagrams/handbook/gui-layout.emf" id="66" name="Picture"/>
                     <pic:cNvPicPr>
                       <a:picLocks noChangeArrowheads="1" noChangeAspect="1"/>
                     </pic:cNvPicPr>
@@ -9282,7 +9282,7 @@
               <a:graphicData uri="http://schemas.openxmlformats.org/drawingml/2006/picture">
                 <pic:pic>
                   <pic:nvPicPr>
-                    <pic:cNvPr descr="/tmp/tmpl0mo_s_5/emf/diagrams/handbook/run-artifacts.emf" id="72" name="Picture"/>
+                    <pic:cNvPr descr="/tmp/tmp0334j8nq/emf/diagrams/handbook/run-artifacts.emf" id="72" name="Picture"/>
                     <pic:cNvPicPr>
                       <a:picLocks noChangeArrowheads="1" noChangeAspect="1"/>
                     </pic:cNvPicPr>
@@ -12382,7 +12382,7 @@
               <a:graphicData uri="http://schemas.openxmlformats.org/drawingml/2006/picture">
                 <pic:pic>
                   <pic:nvPicPr>
-                    <pic:cNvPr descr="/tmp/tmpl0mo_s_5/emf/diagrams/handbook/troubleshooting.emf" id="85" name="Picture"/>
+                    <pic:cNvPr descr="/tmp/tmp0334j8nq/emf/diagrams/handbook/troubleshooting.emf" id="85" name="Picture"/>
                     <pic:cNvPicPr>
                       <a:picLocks noChangeArrowheads="1" noChangeAspect="1"/>
                     </pic:cNvPicPr>

--- a/docs/export/ADW-HANDBOOK.docx
+++ b/docs/export/ADW-HANDBOOK.docx
@@ -421,7 +421,7 @@
               <a:graphicData uri="http://schemas.openxmlformats.org/drawingml/2006/picture">
                 <pic:pic>
                   <pic:nvPicPr>
-                    <pic:cNvPr descr="/tmp/tmp0334j8nq/emf/diagrams/handbook/run-lifecycle.emf" id="25" name="Picture"/>
+                    <pic:cNvPr descr="/tmp/tmp4gy_zrvq/emf/diagrams/handbook/run-lifecycle.emf" id="25" name="Picture"/>
                     <pic:cNvPicPr>
                       <a:picLocks noChangeArrowheads="1" noChangeAspect="1"/>
                     </pic:cNvPicPr>
@@ -1339,7 +1339,7 @@
               <a:graphicData uri="http://schemas.openxmlformats.org/drawingml/2006/picture">
                 <pic:pic>
                   <pic:nvPicPr>
-                    <pic:cNvPr descr="/tmp/tmp0334j8nq/emf/diagrams/handbook/setup-path.emf" id="31" name="Picture"/>
+                    <pic:cNvPr descr="/tmp/tmp4gy_zrvq/emf/diagrams/handbook/setup-path.emf" id="31" name="Picture"/>
                     <pic:cNvPicPr>
                       <a:picLocks noChangeArrowheads="1" noChangeAspect="1"/>
                     </pic:cNvPicPr>
@@ -2758,7 +2758,7 @@
               <a:graphicData uri="http://schemas.openxmlformats.org/drawingml/2006/picture">
                 <pic:pic>
                   <pic:nvPicPr>
-                    <pic:cNvPr descr="/tmp/tmp0334j8nq/emf/diagrams/handbook/config-anatomy.emf" id="36" name="Picture"/>
+                    <pic:cNvPr descr="/tmp/tmp4gy_zrvq/emf/diagrams/handbook/config-anatomy.emf" id="36" name="Picture"/>
                     <pic:cNvPicPr>
                       <a:picLocks noChangeArrowheads="1" noChangeAspect="1"/>
                     </pic:cNvPicPr>
@@ -6378,7 +6378,7 @@
               <a:graphicData uri="http://schemas.openxmlformats.org/drawingml/2006/picture">
                 <pic:pic>
                   <pic:nvPicPr>
-                    <pic:cNvPr descr="/tmp/tmp0334j8nq/emf/diagrams/handbook/gates-modes.emf" id="49" name="Picture"/>
+                    <pic:cNvPr descr="/tmp/tmp4gy_zrvq/emf/diagrams/handbook/gates-modes.emf" id="49" name="Picture"/>
                     <pic:cNvPicPr>
                       <a:picLocks noChangeArrowheads="1" noChangeAspect="1"/>
                     </pic:cNvPicPr>
@@ -8488,7 +8488,7 @@
               <a:graphicData uri="http://schemas.openxmlformats.org/drawingml/2006/picture">
                 <pic:pic>
                   <pic:nvPicPr>
-                    <pic:cNvPr descr="/tmp/tmp0334j8nq/emf/diagrams/handbook/gui-layout.emf" id="66" name="Picture"/>
+                    <pic:cNvPr descr="/tmp/tmp4gy_zrvq/emf/diagrams/handbook/gui-layout.emf" id="66" name="Picture"/>
                     <pic:cNvPicPr>
                       <a:picLocks noChangeArrowheads="1" noChangeAspect="1"/>
                     </pic:cNvPicPr>
@@ -9282,7 +9282,7 @@
               <a:graphicData uri="http://schemas.openxmlformats.org/drawingml/2006/picture">
                 <pic:pic>
                   <pic:nvPicPr>
-                    <pic:cNvPr descr="/tmp/tmp0334j8nq/emf/diagrams/handbook/run-artifacts.emf" id="72" name="Picture"/>
+                    <pic:cNvPr descr="/tmp/tmp4gy_zrvq/emf/diagrams/handbook/run-artifacts.emf" id="72" name="Picture"/>
                     <pic:cNvPicPr>
                       <a:picLocks noChangeArrowheads="1" noChangeAspect="1"/>
                     </pic:cNvPicPr>
@@ -12382,7 +12382,7 @@
               <a:graphicData uri="http://schemas.openxmlformats.org/drawingml/2006/picture">
                 <pic:pic>
                   <pic:nvPicPr>
-                    <pic:cNvPr descr="/tmp/tmp0334j8nq/emf/diagrams/handbook/troubleshooting.emf" id="85" name="Picture"/>
+                    <pic:cNvPr descr="/tmp/tmp4gy_zrvq/emf/diagrams/handbook/troubleshooting.emf" id="85" name="Picture"/>
                     <pic:cNvPicPr>
                       <a:picLocks noChangeArrowheads="1" noChangeAspect="1"/>
                     </pic:cNvPicPr>

--- a/docs/export/ADW-HANDBOOK.docx
+++ b/docs/export/ADW-HANDBOOK.docx
@@ -421,7 +421,7 @@
               <a:graphicData uri="http://schemas.openxmlformats.org/drawingml/2006/picture">
                 <pic:pic>
                   <pic:nvPicPr>
-                    <pic:cNvPr descr="/tmp/tmp4gy_zrvq/emf/diagrams/handbook/run-lifecycle.emf" id="25" name="Picture"/>
+                    <pic:cNvPr descr="/tmp/tmpkl3lbqdr/emf/diagrams/handbook/run-lifecycle.emf" id="25" name="Picture"/>
                     <pic:cNvPicPr>
                       <a:picLocks noChangeArrowheads="1" noChangeAspect="1"/>
                     </pic:cNvPicPr>
@@ -1339,7 +1339,7 @@
               <a:graphicData uri="http://schemas.openxmlformats.org/drawingml/2006/picture">
                 <pic:pic>
                   <pic:nvPicPr>
-                    <pic:cNvPr descr="/tmp/tmp4gy_zrvq/emf/diagrams/handbook/setup-path.emf" id="31" name="Picture"/>
+                    <pic:cNvPr descr="/tmp/tmpkl3lbqdr/emf/diagrams/handbook/setup-path.emf" id="31" name="Picture"/>
                     <pic:cNvPicPr>
                       <a:picLocks noChangeArrowheads="1" noChangeAspect="1"/>
                     </pic:cNvPicPr>
@@ -2758,7 +2758,7 @@
               <a:graphicData uri="http://schemas.openxmlformats.org/drawingml/2006/picture">
                 <pic:pic>
                   <pic:nvPicPr>
-                    <pic:cNvPr descr="/tmp/tmp4gy_zrvq/emf/diagrams/handbook/config-anatomy.emf" id="36" name="Picture"/>
+                    <pic:cNvPr descr="/tmp/tmpkl3lbqdr/emf/diagrams/handbook/config-anatomy.emf" id="36" name="Picture"/>
                     <pic:cNvPicPr>
                       <a:picLocks noChangeArrowheads="1" noChangeAspect="1"/>
                     </pic:cNvPicPr>
@@ -6378,7 +6378,7 @@
               <a:graphicData uri="http://schemas.openxmlformats.org/drawingml/2006/picture">
                 <pic:pic>
                   <pic:nvPicPr>
-                    <pic:cNvPr descr="/tmp/tmp4gy_zrvq/emf/diagrams/handbook/gates-modes.emf" id="49" name="Picture"/>
+                    <pic:cNvPr descr="/tmp/tmpkl3lbqdr/emf/diagrams/handbook/gates-modes.emf" id="49" name="Picture"/>
                     <pic:cNvPicPr>
                       <a:picLocks noChangeArrowheads="1" noChangeAspect="1"/>
                     </pic:cNvPicPr>
@@ -8488,7 +8488,7 @@
               <a:graphicData uri="http://schemas.openxmlformats.org/drawingml/2006/picture">
                 <pic:pic>
                   <pic:nvPicPr>
-                    <pic:cNvPr descr="/tmp/tmp4gy_zrvq/emf/diagrams/handbook/gui-layout.emf" id="66" name="Picture"/>
+                    <pic:cNvPr descr="/tmp/tmpkl3lbqdr/emf/diagrams/handbook/gui-layout.emf" id="66" name="Picture"/>
                     <pic:cNvPicPr>
                       <a:picLocks noChangeArrowheads="1" noChangeAspect="1"/>
                     </pic:cNvPicPr>
@@ -9282,7 +9282,7 @@
               <a:graphicData uri="http://schemas.openxmlformats.org/drawingml/2006/picture">
                 <pic:pic>
                   <pic:nvPicPr>
-                    <pic:cNvPr descr="/tmp/tmp4gy_zrvq/emf/diagrams/handbook/run-artifacts.emf" id="72" name="Picture"/>
+                    <pic:cNvPr descr="/tmp/tmpkl3lbqdr/emf/diagrams/handbook/run-artifacts.emf" id="72" name="Picture"/>
                     <pic:cNvPicPr>
                       <a:picLocks noChangeArrowheads="1" noChangeAspect="1"/>
                     </pic:cNvPicPr>
@@ -12382,7 +12382,7 @@
               <a:graphicData uri="http://schemas.openxmlformats.org/drawingml/2006/picture">
                 <pic:pic>
                   <pic:nvPicPr>
-                    <pic:cNvPr descr="/tmp/tmp4gy_zrvq/emf/diagrams/handbook/troubleshooting.emf" id="85" name="Picture"/>
+                    <pic:cNvPr descr="/tmp/tmpkl3lbqdr/emf/diagrams/handbook/troubleshooting.emf" id="85" name="Picture"/>
                     <pic:cNvPicPr>
                       <a:picLocks noChangeArrowheads="1" noChangeAspect="1"/>
                     </pic:cNvPicPr>

--- a/docs/export/ADW-HANDBOOK.docx
+++ b/docs/export/ADW-HANDBOOK.docx
@@ -421,7 +421,7 @@
               <a:graphicData uri="http://schemas.openxmlformats.org/drawingml/2006/picture">
                 <pic:pic>
                   <pic:nvPicPr>
-                    <pic:cNvPr descr="/tmp/tmpkl3lbqdr/emf/diagrams/handbook/run-lifecycle.emf" id="25" name="Picture"/>
+                    <pic:cNvPr descr="/tmp/tmpmi02cfhz/emf/diagrams/handbook/run-lifecycle.emf" id="25" name="Picture"/>
                     <pic:cNvPicPr>
                       <a:picLocks noChangeArrowheads="1" noChangeAspect="1"/>
                     </pic:cNvPicPr>
@@ -1339,7 +1339,7 @@
               <a:graphicData uri="http://schemas.openxmlformats.org/drawingml/2006/picture">
                 <pic:pic>
                   <pic:nvPicPr>
-                    <pic:cNvPr descr="/tmp/tmpkl3lbqdr/emf/diagrams/handbook/setup-path.emf" id="31" name="Picture"/>
+                    <pic:cNvPr descr="/tmp/tmpmi02cfhz/emf/diagrams/handbook/setup-path.emf" id="31" name="Picture"/>
                     <pic:cNvPicPr>
                       <a:picLocks noChangeArrowheads="1" noChangeAspect="1"/>
                     </pic:cNvPicPr>
@@ -2758,7 +2758,7 @@
               <a:graphicData uri="http://schemas.openxmlformats.org/drawingml/2006/picture">
                 <pic:pic>
                   <pic:nvPicPr>
-                    <pic:cNvPr descr="/tmp/tmpkl3lbqdr/emf/diagrams/handbook/config-anatomy.emf" id="36" name="Picture"/>
+                    <pic:cNvPr descr="/tmp/tmpmi02cfhz/emf/diagrams/handbook/config-anatomy.emf" id="36" name="Picture"/>
                     <pic:cNvPicPr>
                       <a:picLocks noChangeArrowheads="1" noChangeAspect="1"/>
                     </pic:cNvPicPr>
@@ -6378,7 +6378,7 @@
               <a:graphicData uri="http://schemas.openxmlformats.org/drawingml/2006/picture">
                 <pic:pic>
                   <pic:nvPicPr>
-                    <pic:cNvPr descr="/tmp/tmpkl3lbqdr/emf/diagrams/handbook/gates-modes.emf" id="49" name="Picture"/>
+                    <pic:cNvPr descr="/tmp/tmpmi02cfhz/emf/diagrams/handbook/gates-modes.emf" id="49" name="Picture"/>
                     <pic:cNvPicPr>
                       <a:picLocks noChangeArrowheads="1" noChangeAspect="1"/>
                     </pic:cNvPicPr>
@@ -8488,7 +8488,7 @@
               <a:graphicData uri="http://schemas.openxmlformats.org/drawingml/2006/picture">
                 <pic:pic>
                   <pic:nvPicPr>
-                    <pic:cNvPr descr="/tmp/tmpkl3lbqdr/emf/diagrams/handbook/gui-layout.emf" id="66" name="Picture"/>
+                    <pic:cNvPr descr="/tmp/tmpmi02cfhz/emf/diagrams/handbook/gui-layout.emf" id="66" name="Picture"/>
                     <pic:cNvPicPr>
                       <a:picLocks noChangeArrowheads="1" noChangeAspect="1"/>
                     </pic:cNvPicPr>
@@ -9282,7 +9282,7 @@
               <a:graphicData uri="http://schemas.openxmlformats.org/drawingml/2006/picture">
                 <pic:pic>
                   <pic:nvPicPr>
-                    <pic:cNvPr descr="/tmp/tmpkl3lbqdr/emf/diagrams/handbook/run-artifacts.emf" id="72" name="Picture"/>
+                    <pic:cNvPr descr="/tmp/tmpmi02cfhz/emf/diagrams/handbook/run-artifacts.emf" id="72" name="Picture"/>
                     <pic:cNvPicPr>
                       <a:picLocks noChangeArrowheads="1" noChangeAspect="1"/>
                     </pic:cNvPicPr>
@@ -12382,7 +12382,7 @@
               <a:graphicData uri="http://schemas.openxmlformats.org/drawingml/2006/picture">
                 <pic:pic>
                   <pic:nvPicPr>
-                    <pic:cNvPr descr="/tmp/tmpkl3lbqdr/emf/diagrams/handbook/troubleshooting.emf" id="85" name="Picture"/>
+                    <pic:cNvPr descr="/tmp/tmpmi02cfhz/emf/diagrams/handbook/troubleshooting.emf" id="85" name="Picture"/>
                     <pic:cNvPicPr>
                       <a:picLocks noChangeArrowheads="1" noChangeAspect="1"/>
                     </pic:cNvPicPr>

--- a/docs/export/ADW-HANDBOOK.docx
+++ b/docs/export/ADW-HANDBOOK.docx
@@ -421,7 +421,7 @@
               <a:graphicData uri="http://schemas.openxmlformats.org/drawingml/2006/picture">
                 <pic:pic>
                   <pic:nvPicPr>
-                    <pic:cNvPr descr="/tmp/tmpmi02cfhz/emf/diagrams/handbook/run-lifecycle.emf" id="25" name="Picture"/>
+                    <pic:cNvPr descr="/tmp/tmp6n3y1bnz/emf/diagrams/handbook/run-lifecycle.emf" id="25" name="Picture"/>
                     <pic:cNvPicPr>
                       <a:picLocks noChangeArrowheads="1" noChangeAspect="1"/>
                     </pic:cNvPicPr>
@@ -1339,7 +1339,7 @@
               <a:graphicData uri="http://schemas.openxmlformats.org/drawingml/2006/picture">
                 <pic:pic>
                   <pic:nvPicPr>
-                    <pic:cNvPr descr="/tmp/tmpmi02cfhz/emf/diagrams/handbook/setup-path.emf" id="31" name="Picture"/>
+                    <pic:cNvPr descr="/tmp/tmp6n3y1bnz/emf/diagrams/handbook/setup-path.emf" id="31" name="Picture"/>
                     <pic:cNvPicPr>
                       <a:picLocks noChangeArrowheads="1" noChangeAspect="1"/>
                     </pic:cNvPicPr>
@@ -2758,7 +2758,7 @@
               <a:graphicData uri="http://schemas.openxmlformats.org/drawingml/2006/picture">
                 <pic:pic>
                   <pic:nvPicPr>
-                    <pic:cNvPr descr="/tmp/tmpmi02cfhz/emf/diagrams/handbook/config-anatomy.emf" id="36" name="Picture"/>
+                    <pic:cNvPr descr="/tmp/tmp6n3y1bnz/emf/diagrams/handbook/config-anatomy.emf" id="36" name="Picture"/>
                     <pic:cNvPicPr>
                       <a:picLocks noChangeArrowheads="1" noChangeAspect="1"/>
                     </pic:cNvPicPr>
@@ -6378,7 +6378,7 @@
               <a:graphicData uri="http://schemas.openxmlformats.org/drawingml/2006/picture">
                 <pic:pic>
                   <pic:nvPicPr>
-                    <pic:cNvPr descr="/tmp/tmpmi02cfhz/emf/diagrams/handbook/gates-modes.emf" id="49" name="Picture"/>
+                    <pic:cNvPr descr="/tmp/tmp6n3y1bnz/emf/diagrams/handbook/gates-modes.emf" id="49" name="Picture"/>
                     <pic:cNvPicPr>
                       <a:picLocks noChangeArrowheads="1" noChangeAspect="1"/>
                     </pic:cNvPicPr>
@@ -8488,7 +8488,7 @@
               <a:graphicData uri="http://schemas.openxmlformats.org/drawingml/2006/picture">
                 <pic:pic>
                   <pic:nvPicPr>
-                    <pic:cNvPr descr="/tmp/tmpmi02cfhz/emf/diagrams/handbook/gui-layout.emf" id="66" name="Picture"/>
+                    <pic:cNvPr descr="/tmp/tmp6n3y1bnz/emf/diagrams/handbook/gui-layout.emf" id="66" name="Picture"/>
                     <pic:cNvPicPr>
                       <a:picLocks noChangeArrowheads="1" noChangeAspect="1"/>
                     </pic:cNvPicPr>
@@ -9282,7 +9282,7 @@
               <a:graphicData uri="http://schemas.openxmlformats.org/drawingml/2006/picture">
                 <pic:pic>
                   <pic:nvPicPr>
-                    <pic:cNvPr descr="/tmp/tmpmi02cfhz/emf/diagrams/handbook/run-artifacts.emf" id="72" name="Picture"/>
+                    <pic:cNvPr descr="/tmp/tmp6n3y1bnz/emf/diagrams/handbook/run-artifacts.emf" id="72" name="Picture"/>
                     <pic:cNvPicPr>
                       <a:picLocks noChangeArrowheads="1" noChangeAspect="1"/>
                     </pic:cNvPicPr>
@@ -12382,7 +12382,7 @@
               <a:graphicData uri="http://schemas.openxmlformats.org/drawingml/2006/picture">
                 <pic:pic>
                   <pic:nvPicPr>
-                    <pic:cNvPr descr="/tmp/tmpmi02cfhz/emf/diagrams/handbook/troubleshooting.emf" id="85" name="Picture"/>
+                    <pic:cNvPr descr="/tmp/tmp6n3y1bnz/emf/diagrams/handbook/troubleshooting.emf" id="85" name="Picture"/>
                     <pic:cNvPicPr>
                       <a:picLocks noChangeArrowheads="1" noChangeAspect="1"/>
                     </pic:cNvPicPr>

--- a/docs/export/ADW-HANDBOOK.docx
+++ b/docs/export/ADW-HANDBOOK.docx
@@ -421,7 +421,7 @@
               <a:graphicData uri="http://schemas.openxmlformats.org/drawingml/2006/picture">
                 <pic:pic>
                   <pic:nvPicPr>
-                    <pic:cNvPr descr="/tmp/tmp6n3y1bnz/emf/diagrams/handbook/run-lifecycle.emf" id="25" name="Picture"/>
+                    <pic:cNvPr descr="/tmp/tmpgr3muoi7/emf/diagrams/handbook/run-lifecycle.emf" id="25" name="Picture"/>
                     <pic:cNvPicPr>
                       <a:picLocks noChangeArrowheads="1" noChangeAspect="1"/>
                     </pic:cNvPicPr>
@@ -1339,7 +1339,7 @@
               <a:graphicData uri="http://schemas.openxmlformats.org/drawingml/2006/picture">
                 <pic:pic>
                   <pic:nvPicPr>
-                    <pic:cNvPr descr="/tmp/tmp6n3y1bnz/emf/diagrams/handbook/setup-path.emf" id="31" name="Picture"/>
+                    <pic:cNvPr descr="/tmp/tmpgr3muoi7/emf/diagrams/handbook/setup-path.emf" id="31" name="Picture"/>
                     <pic:cNvPicPr>
                       <a:picLocks noChangeArrowheads="1" noChangeAspect="1"/>
                     </pic:cNvPicPr>
@@ -2758,7 +2758,7 @@
               <a:graphicData uri="http://schemas.openxmlformats.org/drawingml/2006/picture">
                 <pic:pic>
                   <pic:nvPicPr>
-                    <pic:cNvPr descr="/tmp/tmp6n3y1bnz/emf/diagrams/handbook/config-anatomy.emf" id="36" name="Picture"/>
+                    <pic:cNvPr descr="/tmp/tmpgr3muoi7/emf/diagrams/handbook/config-anatomy.emf" id="36" name="Picture"/>
                     <pic:cNvPicPr>
                       <a:picLocks noChangeArrowheads="1" noChangeAspect="1"/>
                     </pic:cNvPicPr>
@@ -6378,7 +6378,7 @@
               <a:graphicData uri="http://schemas.openxmlformats.org/drawingml/2006/picture">
                 <pic:pic>
                   <pic:nvPicPr>
-                    <pic:cNvPr descr="/tmp/tmp6n3y1bnz/emf/diagrams/handbook/gates-modes.emf" id="49" name="Picture"/>
+                    <pic:cNvPr descr="/tmp/tmpgr3muoi7/emf/diagrams/handbook/gates-modes.emf" id="49" name="Picture"/>
                     <pic:cNvPicPr>
                       <a:picLocks noChangeArrowheads="1" noChangeAspect="1"/>
                     </pic:cNvPicPr>
@@ -8488,7 +8488,7 @@
               <a:graphicData uri="http://schemas.openxmlformats.org/drawingml/2006/picture">
                 <pic:pic>
                   <pic:nvPicPr>
-                    <pic:cNvPr descr="/tmp/tmp6n3y1bnz/emf/diagrams/handbook/gui-layout.emf" id="66" name="Picture"/>
+                    <pic:cNvPr descr="/tmp/tmpgr3muoi7/emf/diagrams/handbook/gui-layout.emf" id="66" name="Picture"/>
                     <pic:cNvPicPr>
                       <a:picLocks noChangeArrowheads="1" noChangeAspect="1"/>
                     </pic:cNvPicPr>
@@ -9282,7 +9282,7 @@
               <a:graphicData uri="http://schemas.openxmlformats.org/drawingml/2006/picture">
                 <pic:pic>
                   <pic:nvPicPr>
-                    <pic:cNvPr descr="/tmp/tmp6n3y1bnz/emf/diagrams/handbook/run-artifacts.emf" id="72" name="Picture"/>
+                    <pic:cNvPr descr="/tmp/tmpgr3muoi7/emf/diagrams/handbook/run-artifacts.emf" id="72" name="Picture"/>
                     <pic:cNvPicPr>
                       <a:picLocks noChangeArrowheads="1" noChangeAspect="1"/>
                     </pic:cNvPicPr>
@@ -12382,7 +12382,7 @@
               <a:graphicData uri="http://schemas.openxmlformats.org/drawingml/2006/picture">
                 <pic:pic>
                   <pic:nvPicPr>
-                    <pic:cNvPr descr="/tmp/tmp6n3y1bnz/emf/diagrams/handbook/troubleshooting.emf" id="85" name="Picture"/>
+                    <pic:cNvPr descr="/tmp/tmpgr3muoi7/emf/diagrams/handbook/troubleshooting.emf" id="85" name="Picture"/>
                     <pic:cNvPicPr>
                       <a:picLocks noChangeArrowheads="1" noChangeAspect="1"/>
                     </pic:cNvPicPr>

--- a/docs/export/ADW-HANDBOOK.docx
+++ b/docs/export/ADW-HANDBOOK.docx
@@ -421,7 +421,7 @@
               <a:graphicData uri="http://schemas.openxmlformats.org/drawingml/2006/picture">
                 <pic:pic>
                   <pic:nvPicPr>
-                    <pic:cNvPr descr="/tmp/tmpgr3muoi7/emf/diagrams/handbook/run-lifecycle.emf" id="25" name="Picture"/>
+                    <pic:cNvPr descr="/tmp/tmpgszi6s13/emf/diagrams/handbook/run-lifecycle.emf" id="25" name="Picture"/>
                     <pic:cNvPicPr>
                       <a:picLocks noChangeArrowheads="1" noChangeAspect="1"/>
                     </pic:cNvPicPr>
@@ -1339,7 +1339,7 @@
               <a:graphicData uri="http://schemas.openxmlformats.org/drawingml/2006/picture">
                 <pic:pic>
                   <pic:nvPicPr>
-                    <pic:cNvPr descr="/tmp/tmpgr3muoi7/emf/diagrams/handbook/setup-path.emf" id="31" name="Picture"/>
+                    <pic:cNvPr descr="/tmp/tmpgszi6s13/emf/diagrams/handbook/setup-path.emf" id="31" name="Picture"/>
                     <pic:cNvPicPr>
                       <a:picLocks noChangeArrowheads="1" noChangeAspect="1"/>
                     </pic:cNvPicPr>
@@ -2758,7 +2758,7 @@
               <a:graphicData uri="http://schemas.openxmlformats.org/drawingml/2006/picture">
                 <pic:pic>
                   <pic:nvPicPr>
-                    <pic:cNvPr descr="/tmp/tmpgr3muoi7/emf/diagrams/handbook/config-anatomy.emf" id="36" name="Picture"/>
+                    <pic:cNvPr descr="/tmp/tmpgszi6s13/emf/diagrams/handbook/config-anatomy.emf" id="36" name="Picture"/>
                     <pic:cNvPicPr>
                       <a:picLocks noChangeArrowheads="1" noChangeAspect="1"/>
                     </pic:cNvPicPr>
@@ -5125,7 +5125,7 @@
         <w:t xml:space="preserve"> </w:t>
       </w:r>
       <w:r>
-        <w:t xml:space="preserve">(or the legacy</w:t>
+        <w:t xml:space="preserve">(the deprecated</w:t>
       </w:r>
       <w:r>
         <w:t xml:space="preserve"> </w:t>
@@ -5137,7 +5137,10 @@
         <w:t xml:space="preserve">--no-approval</w:t>
       </w:r>
       <w:r>
-        <w:t xml:space="preserve">) lets the dry run go through without</w:t>
+        <w:t xml:space="preserve"> </w:t>
+      </w:r>
+      <w:r>
+        <w:t xml:space="preserve">still works) lets the dry run go through without</w:t>
       </w:r>
       <w:r>
         <w:t xml:space="preserve"> </w:t>
@@ -6378,7 +6381,7 @@
               <a:graphicData uri="http://schemas.openxmlformats.org/drawingml/2006/picture">
                 <pic:pic>
                   <pic:nvPicPr>
-                    <pic:cNvPr descr="/tmp/tmpgr3muoi7/emf/diagrams/handbook/gates-modes.emf" id="49" name="Picture"/>
+                    <pic:cNvPr descr="/tmp/tmpgszi6s13/emf/diagrams/handbook/gates-modes.emf" id="49" name="Picture"/>
                     <pic:cNvPicPr>
                       <a:picLocks noChangeArrowheads="1" noChangeAspect="1"/>
                     </pic:cNvPicPr>
@@ -6894,7 +6897,7 @@
         <w:rPr>
           <w:rStyle w:val="VerbatimChar"/>
         </w:rPr>
-        <w:t xml:space="preserve">            [--no-approval] [--spec-approval] [--base-branch NAME]</w:t>
+        <w:t xml:space="preserve">            [--no-approval] [--spec-approval]   (deprecated)  [--base-branch NAME]</w:t>
       </w:r>
       <w:r>
         <w:br/>
@@ -7326,7 +7329,22 @@
               <w:jc w:val="left"/>
             </w:pPr>
             <w:r>
-              <w:t xml:space="preserve">Legacy flags, still valid (§6.1).</w:t>
+              <w:t xml:space="preserve">Deprecated: still work, but print a hint to use</w:t>
+            </w:r>
+            <w:r>
+              <w:t xml:space="preserve"> </w:t>
+            </w:r>
+            <w:r>
+              <w:rPr>
+                <w:rStyle w:val="VerbatimChar"/>
+              </w:rPr>
+              <w:t xml:space="preserve">--gates</w:t>
+            </w:r>
+            <w:r>
+              <w:t xml:space="preserve"> </w:t>
+            </w:r>
+            <w:r>
+              <w:t xml:space="preserve">(§6.1).</w:t>
             </w:r>
           </w:p>
         </w:tc>
@@ -7905,7 +7923,7 @@
               <w:t xml:space="preserve"> </w:t>
             </w:r>
             <w:r>
-              <w:t xml:space="preserve">also uses 2 for a negative</w:t>
+              <w:t xml:space="preserve">also uses 2 for</w:t>
             </w:r>
             <w:r>
               <w:t xml:space="preserve"> </w:t>
@@ -7917,7 +7935,13 @@
               <w:t xml:space="preserve">--keep</w:t>
             </w:r>
             <w:r>
-              <w:t xml:space="preserve">/</w:t>
+              <w:t xml:space="preserve"> </w:t>
+            </w:r>
+            <w:r>
+              <w:t xml:space="preserve">below 1 or a negative</w:t>
+            </w:r>
+            <w:r>
+              <w:t xml:space="preserve"> </w:t>
             </w:r>
             <w:r>
               <w:rPr>
@@ -8488,7 +8512,7 @@
               <a:graphicData uri="http://schemas.openxmlformats.org/drawingml/2006/picture">
                 <pic:pic>
                   <pic:nvPicPr>
-                    <pic:cNvPr descr="/tmp/tmpgr3muoi7/emf/diagrams/handbook/gui-layout.emf" id="66" name="Picture"/>
+                    <pic:cNvPr descr="/tmp/tmpgszi6s13/emf/diagrams/handbook/gui-layout.emf" id="66" name="Picture"/>
                     <pic:cNvPicPr>
                       <a:picLocks noChangeArrowheads="1" noChangeAspect="1"/>
                     </pic:cNvPicPr>
@@ -9282,7 +9306,7 @@
               <a:graphicData uri="http://schemas.openxmlformats.org/drawingml/2006/picture">
                 <pic:pic>
                   <pic:nvPicPr>
-                    <pic:cNvPr descr="/tmp/tmpgr3muoi7/emf/diagrams/handbook/run-artifacts.emf" id="72" name="Picture"/>
+                    <pic:cNvPr descr="/tmp/tmpgszi6s13/emf/diagrams/handbook/run-artifacts.emf" id="72" name="Picture"/>
                     <pic:cNvPicPr>
                       <a:picLocks noChangeArrowheads="1" noChangeAspect="1"/>
                     </pic:cNvPicPr>
@@ -10960,7 +10984,25 @@
         <w:t xml:space="preserve"> </w:t>
       </w:r>
       <w:r>
-        <w:t xml:space="preserve">protects the newest N runs;</w:t>
+        <w:t xml:space="preserve">protects the newest N runs (N ≥ 1 — unlike</w:t>
+      </w:r>
+      <w:r>
+        <w:t xml:space="preserve"> </w:t>
+      </w:r>
+      <w:r>
+        <w:rPr>
+          <w:rStyle w:val="VerbatimChar"/>
+        </w:rPr>
+        <w:t xml:space="preserve">trace.keep_runs: 0</w:t>
+      </w:r>
+      <w:r>
+        <w:t xml:space="preserve">, which</w:t>
+      </w:r>
+      <w:r>
+        <w:t xml:space="preserve"> </w:t>
+      </w:r>
+      <w:r>
+        <w:t xml:space="preserve">turns auto-pruning off, a manual prune always keeps the newest run);</w:t>
       </w:r>
       <w:r>
         <w:t xml:space="preserve"> </w:t>
@@ -12382,7 +12424,7 @@
               <a:graphicData uri="http://schemas.openxmlformats.org/drawingml/2006/picture">
                 <pic:pic>
                   <pic:nvPicPr>
-                    <pic:cNvPr descr="/tmp/tmpgr3muoi7/emf/diagrams/handbook/troubleshooting.emf" id="85" name="Picture"/>
+                    <pic:cNvPr descr="/tmp/tmpgszi6s13/emf/diagrams/handbook/troubleshooting.emf" id="85" name="Picture"/>
                     <pic:cNvPicPr>
                       <a:picLocks noChangeArrowheads="1" noChangeAspect="1"/>
                     </pic:cNvPicPr>

--- a/docs/export/ADW-HANDBOOK.docx
+++ b/docs/export/ADW-HANDBOOK.docx
@@ -421,7 +421,7 @@
               <a:graphicData uri="http://schemas.openxmlformats.org/drawingml/2006/picture">
                 <pic:pic>
                   <pic:nvPicPr>
-                    <pic:cNvPr descr="/tmp/tmpgszi6s13/emf/diagrams/handbook/run-lifecycle.emf" id="25" name="Picture"/>
+                    <pic:cNvPr descr="/tmp/tmpjnzbh_pr/emf/diagrams/handbook/run-lifecycle.emf" id="25" name="Picture"/>
                     <pic:cNvPicPr>
                       <a:picLocks noChangeArrowheads="1" noChangeAspect="1"/>
                     </pic:cNvPicPr>
@@ -1339,7 +1339,7 @@
               <a:graphicData uri="http://schemas.openxmlformats.org/drawingml/2006/picture">
                 <pic:pic>
                   <pic:nvPicPr>
-                    <pic:cNvPr descr="/tmp/tmpgszi6s13/emf/diagrams/handbook/setup-path.emf" id="31" name="Picture"/>
+                    <pic:cNvPr descr="/tmp/tmpjnzbh_pr/emf/diagrams/handbook/setup-path.emf" id="31" name="Picture"/>
                     <pic:cNvPicPr>
                       <a:picLocks noChangeArrowheads="1" noChangeAspect="1"/>
                     </pic:cNvPicPr>
@@ -2758,7 +2758,7 @@
               <a:graphicData uri="http://schemas.openxmlformats.org/drawingml/2006/picture">
                 <pic:pic>
                   <pic:nvPicPr>
-                    <pic:cNvPr descr="/tmp/tmpgszi6s13/emf/diagrams/handbook/config-anatomy.emf" id="36" name="Picture"/>
+                    <pic:cNvPr descr="/tmp/tmpjnzbh_pr/emf/diagrams/handbook/config-anatomy.emf" id="36" name="Picture"/>
                     <pic:cNvPicPr>
                       <a:picLocks noChangeArrowheads="1" noChangeAspect="1"/>
                     </pic:cNvPicPr>
@@ -6381,7 +6381,7 @@
               <a:graphicData uri="http://schemas.openxmlformats.org/drawingml/2006/picture">
                 <pic:pic>
                   <pic:nvPicPr>
-                    <pic:cNvPr descr="/tmp/tmpgszi6s13/emf/diagrams/handbook/gates-modes.emf" id="49" name="Picture"/>
+                    <pic:cNvPr descr="/tmp/tmpjnzbh_pr/emf/diagrams/handbook/gates-modes.emf" id="49" name="Picture"/>
                     <pic:cNvPicPr>
                       <a:picLocks noChangeArrowheads="1" noChangeAspect="1"/>
                     </pic:cNvPicPr>
@@ -8512,7 +8512,7 @@
               <a:graphicData uri="http://schemas.openxmlformats.org/drawingml/2006/picture">
                 <pic:pic>
                   <pic:nvPicPr>
-                    <pic:cNvPr descr="/tmp/tmpgszi6s13/emf/diagrams/handbook/gui-layout.emf" id="66" name="Picture"/>
+                    <pic:cNvPr descr="/tmp/tmpjnzbh_pr/emf/diagrams/handbook/gui-layout.emf" id="66" name="Picture"/>
                     <pic:cNvPicPr>
                       <a:picLocks noChangeArrowheads="1" noChangeAspect="1"/>
                     </pic:cNvPicPr>
@@ -9306,7 +9306,7 @@
               <a:graphicData uri="http://schemas.openxmlformats.org/drawingml/2006/picture">
                 <pic:pic>
                   <pic:nvPicPr>
-                    <pic:cNvPr descr="/tmp/tmpgszi6s13/emf/diagrams/handbook/run-artifacts.emf" id="72" name="Picture"/>
+                    <pic:cNvPr descr="/tmp/tmpjnzbh_pr/emf/diagrams/handbook/run-artifacts.emf" id="72" name="Picture"/>
                     <pic:cNvPicPr>
                       <a:picLocks noChangeArrowheads="1" noChangeAspect="1"/>
                     </pic:cNvPicPr>
@@ -12424,7 +12424,7 @@
               <a:graphicData uri="http://schemas.openxmlformats.org/drawingml/2006/picture">
                 <pic:pic>
                   <pic:nvPicPr>
-                    <pic:cNvPr descr="/tmp/tmpgszi6s13/emf/diagrams/handbook/troubleshooting.emf" id="85" name="Picture"/>
+                    <pic:cNvPr descr="/tmp/tmpjnzbh_pr/emf/diagrams/handbook/troubleshooting.emf" id="85" name="Picture"/>
                     <pic:cNvPicPr>
                       <a:picLocks noChangeArrowheads="1" noChangeAspect="1"/>
                     </pic:cNvPicPr>
